--- a/StudentGuideModule2/interference_of_light/circular_hole.docx
+++ b/StudentGuideModule2/interference_of_light/circular_hole.docx
@@ -1,6 +1,6 @@
 
 <file path=word/document.xml><?xml version="1.0" encoding="utf-8"?>
-<w:document xmlns:wpc="http://schemas.microsoft.com/office/word/2010/wordprocessingCanvas" xmlns:cx="http://schemas.microsoft.com/office/drawing/2014/chartex" xmlns:cx1="http://schemas.microsoft.com/office/drawing/2015/9/8/chartex" xmlns:mc="http://schemas.openxmlformats.org/markup-compatibility/2006" xmlns:o="urn:schemas-microsoft-com:office:office" xmlns:r="http://schemas.openxmlformats.org/officeDocument/2006/relationships" xmlns:m="http://schemas.openxmlformats.org/officeDocument/2006/math" xmlns:v="urn:schemas-microsoft-com:vml" xmlns:wp14="http://schemas.microsoft.com/office/word/2010/wordprocessingDrawing" xmlns:wp="http://schemas.openxmlformats.org/drawingml/2006/wordprocessingDrawing" xmlns:w10="urn:schemas-microsoft-com:office:word" xmlns:w="http://schemas.openxmlformats.org/wordprocessingml/2006/main" xmlns:w14="http://schemas.microsoft.com/office/word/2010/wordml" xmlns:w15="http://schemas.microsoft.com/office/word/2012/wordml" xmlns:w16se="http://schemas.microsoft.com/office/word/2015/wordml/symex" xmlns:wpg="http://schemas.microsoft.com/office/word/2010/wordprocessingGroup" xmlns:wpi="http://schemas.microsoft.com/office/word/2010/wordprocessingInk" xmlns:wne="http://schemas.microsoft.com/office/word/2006/wordml" xmlns:wps="http://schemas.microsoft.com/office/word/2010/wordprocessingShape" mc:Ignorable="w14 w15 w16se wp14">
+<w:document xmlns:wpc="http://schemas.microsoft.com/office/word/2010/wordprocessingCanvas" xmlns:cx="http://schemas.microsoft.com/office/drawing/2014/chartex" xmlns:cx1="http://schemas.microsoft.com/office/drawing/2015/9/8/chartex" xmlns:cx2="http://schemas.microsoft.com/office/drawing/2015/10/21/chartex" xmlns:cx3="http://schemas.microsoft.com/office/drawing/2016/5/9/chartex" xmlns:cx4="http://schemas.microsoft.com/office/drawing/2016/5/10/chartex" xmlns:cx5="http://schemas.microsoft.com/office/drawing/2016/5/11/chartex" xmlns:cx6="http://schemas.microsoft.com/office/drawing/2016/5/12/chartex" xmlns:cx7="http://schemas.microsoft.com/office/drawing/2016/5/13/chartex" xmlns:cx8="http://schemas.microsoft.com/office/drawing/2016/5/14/chartex" xmlns:mc="http://schemas.openxmlformats.org/markup-compatibility/2006" xmlns:aink="http://schemas.microsoft.com/office/drawing/2016/ink" xmlns:am3d="http://schemas.microsoft.com/office/drawing/2017/model3d" xmlns:o="urn:schemas-microsoft-com:office:office" xmlns:oel="http://schemas.microsoft.com/office/2019/extlst" xmlns:r="http://schemas.openxmlformats.org/officeDocument/2006/relationships" xmlns:m="http://schemas.openxmlformats.org/officeDocument/2006/math" xmlns:v="urn:schemas-microsoft-com:vml" xmlns:wp14="http://schemas.microsoft.com/office/word/2010/wordprocessingDrawing" xmlns:wp="http://schemas.openxmlformats.org/drawingml/2006/wordprocessingDrawing" xmlns:w10="urn:schemas-microsoft-com:office:word" xmlns:w="http://schemas.openxmlformats.org/wordprocessingml/2006/main" xmlns:w14="http://schemas.microsoft.com/office/word/2010/wordml" xmlns:w15="http://schemas.microsoft.com/office/word/2012/wordml" xmlns:w16cex="http://schemas.microsoft.com/office/word/2018/wordml/cex" xmlns:w16cid="http://schemas.microsoft.com/office/word/2016/wordml/cid" xmlns:w16="http://schemas.microsoft.com/office/word/2018/wordml" xmlns:w16du="http://schemas.microsoft.com/office/word/2023/wordml/word16du" xmlns:w16sdtdh="http://schemas.microsoft.com/office/word/2020/wordml/sdtdatahash" xmlns:w16sdtfl="http://schemas.microsoft.com/office/word/2024/wordml/sdtformatlock" xmlns:w16se="http://schemas.microsoft.com/office/word/2015/wordml/symex" xmlns:wpg="http://schemas.microsoft.com/office/word/2010/wordprocessingGroup" xmlns:wpi="http://schemas.microsoft.com/office/word/2010/wordprocessingInk" xmlns:wne="http://schemas.microsoft.com/office/word/2006/wordml" xmlns:wps="http://schemas.microsoft.com/office/word/2010/wordprocessingShape" mc:Ignorable="w14 w15 w16se w16cid w16 w16cex w16sdtdh w16sdtfl w16du wp14">
   <w:body>
     <w:p>
       <w:pPr>
@@ -39,7 +39,7 @@
         <mc:AlternateContent>
           <mc:Choice Requires="wps">
             <w:drawing>
-              <wp:anchor distT="0" distB="0" distL="114300" distR="114300" simplePos="0" relativeHeight="251718656" behindDoc="0" locked="0" layoutInCell="1" allowOverlap="1">
+              <wp:anchor distT="0" distB="0" distL="114300" distR="114300" simplePos="0" relativeHeight="251718656" behindDoc="0" locked="0" layoutInCell="1" allowOverlap="1" wp14:anchorId="6E86F494" wp14:editId="4A61C84D">
                 <wp:simplePos x="0" y="0"/>
                 <wp:positionH relativeFrom="column">
                   <wp:posOffset>2824413</wp:posOffset>
@@ -98,11 +98,11 @@
           </mc:Choice>
           <mc:Fallback>
             <w:pict>
-              <v:shapetype id="_x0000_t202" coordsize="21600,21600" o:spt="202" path="m,l,21600r21600,l21600,xe">
+              <v:shapetype w14:anchorId="6E86F494" id="_x0000_t202" coordsize="21600,21600" o:spt="202" path="m,l,21600r21600,l21600,xe">
                 <v:stroke joinstyle="miter"/>
                 <v:path gradientshapeok="t" o:connecttype="rect"/>
               </v:shapetype>
-              <v:shape id="Text Box 39" o:spid="_x0000_s1026" type="#_x0000_t202" style="position:absolute;margin-left:222.4pt;margin-top:23.55pt;width:61.7pt;height:23.35pt;z-index:251718656;visibility:visible;mso-wrap-style:square;mso-width-percent:0;mso-height-percent:0;mso-wrap-distance-left:9pt;mso-wrap-distance-top:0;mso-wrap-distance-right:9pt;mso-wrap-distance-bottom:0;mso-position-horizontal:absolute;mso-position-horizontal-relative:text;mso-position-vertical:absolute;mso-position-vertical-relative:text;mso-width-percent:0;mso-height-percent:0;mso-width-relative:margin;mso-height-relative:margin;v-text-anchor:top" o:gfxdata="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" filled="f" stroked="f" strokeweight=".5pt">
+              <v:shape id="Text Box 39" o:spid="_x0000_s1026" type="#_x0000_t202" style="position:absolute;margin-left:222.4pt;margin-top:23.55pt;width:61.7pt;height:23.35pt;z-index:251718656;visibility:visible;mso-wrap-style:square;mso-width-percent:0;mso-height-percent:0;mso-wrap-distance-left:9pt;mso-wrap-distance-top:0;mso-wrap-distance-right:9pt;mso-wrap-distance-bottom:0;mso-position-horizontal:absolute;mso-position-horizontal-relative:text;mso-position-vertical:absolute;mso-position-vertical-relative:text;mso-width-percent:0;mso-height-percent:0;mso-width-relative:margin;mso-height-relative:margin;v-text-anchor:top" o:gfxdata="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" filled="f" stroked="f" strokeweight=".5pt">
                 <v:textbox>
                   <w:txbxContent>
                     <w:p>
@@ -189,7 +189,7 @@
           </mc:Choice>
           <mc:Fallback>
             <w:pict>
-              <v:shape w14:anchorId="636EEF26" id="Text Box 44" o:spid="_x0000_s1027" type="#_x0000_t202" style="position:absolute;margin-left:31.85pt;margin-top:17.05pt;width:54.45pt;height:36.3pt;z-index:251734016;visibility:visible;mso-wrap-style:square;mso-width-percent:0;mso-height-percent:0;mso-wrap-distance-left:9pt;mso-wrap-distance-top:0;mso-wrap-distance-right:9pt;mso-wrap-distance-bottom:0;mso-position-horizontal:absolute;mso-position-horizontal-relative:text;mso-position-vertical:absolute;mso-position-vertical-relative:text;mso-width-percent:0;mso-height-percent:0;mso-width-relative:margin;mso-height-relative:margin;v-text-anchor:top" o:gfxdata="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" filled="f" stroked="f" strokeweight=".5pt">
+              <v:shape w14:anchorId="636EEF26" id="Text Box 44" o:spid="_x0000_s1027" type="#_x0000_t202" style="position:absolute;margin-left:31.85pt;margin-top:17.05pt;width:54.45pt;height:36.3pt;z-index:251734016;visibility:visible;mso-wrap-style:square;mso-width-percent:0;mso-height-percent:0;mso-wrap-distance-left:9pt;mso-wrap-distance-top:0;mso-wrap-distance-right:9pt;mso-wrap-distance-bottom:0;mso-position-horizontal:absolute;mso-position-horizontal-relative:text;mso-position-vertical:absolute;mso-position-vertical-relative:text;mso-width-percent:0;mso-height-percent:0;mso-width-relative:margin;mso-height-relative:margin;v-text-anchor:top" o:gfxdata="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" filled="f" stroked="f" strokeweight=".5pt">
                 <v:textbox>
                   <w:txbxContent>
                     <w:p>
@@ -217,7 +217,7 @@
         <mc:AlternateContent>
           <mc:Choice Requires="wps">
             <w:drawing>
-              <wp:anchor distT="0" distB="0" distL="114300" distR="114300" simplePos="0" relativeHeight="251731968" behindDoc="0" locked="0" layoutInCell="1" allowOverlap="1">
+              <wp:anchor distT="0" distB="0" distL="114300" distR="114300" simplePos="0" relativeHeight="251731968" behindDoc="0" locked="0" layoutInCell="1" allowOverlap="1" wp14:anchorId="244E199A" wp14:editId="6338E470">
                 <wp:simplePos x="0" y="0"/>
                 <wp:positionH relativeFrom="column">
                   <wp:posOffset>843673</wp:posOffset>
@@ -360,11 +360,11 @@
                             <w:r>
                               <w:t xml:space="preserve">mask with </w:t>
                             </w:r>
+                            <w:proofErr w:type="gramStart"/>
                             <w:r>
                               <w:t>hole</w:t>
                             </w:r>
-                            <w:bookmarkStart w:id="0" w:name="_GoBack"/>
-                            <w:bookmarkEnd w:id="0"/>
+                            <w:proofErr w:type="gramEnd"/>
                           </w:p>
                         </w:txbxContent>
                       </wps:txbx>
@@ -388,7 +388,7 @@
           </mc:Choice>
           <mc:Fallback>
             <w:pict>
-              <v:shape w14:anchorId="3B942321" id="Text Box 41" o:spid="_x0000_s1028" type="#_x0000_t202" style="position:absolute;margin-left:113.1pt;margin-top:9.5pt;width:54.45pt;height:51.45pt;z-index:251728896;visibility:visible;mso-wrap-style:square;mso-width-percent:0;mso-height-percent:0;mso-wrap-distance-left:9pt;mso-wrap-distance-top:0;mso-wrap-distance-right:9pt;mso-wrap-distance-bottom:0;mso-position-horizontal:absolute;mso-position-horizontal-relative:text;mso-position-vertical:absolute;mso-position-vertical-relative:text;mso-width-percent:0;mso-height-percent:0;mso-width-relative:margin;mso-height-relative:margin;v-text-anchor:top" o:gfxdata="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" filled="f" stroked="f" strokeweight=".5pt">
+              <v:shape w14:anchorId="3B942321" id="Text Box 41" o:spid="_x0000_s1028" type="#_x0000_t202" style="position:absolute;margin-left:113.1pt;margin-top:9.5pt;width:54.45pt;height:51.45pt;z-index:251728896;visibility:visible;mso-wrap-style:square;mso-width-percent:0;mso-height-percent:0;mso-wrap-distance-left:9pt;mso-wrap-distance-top:0;mso-wrap-distance-right:9pt;mso-wrap-distance-bottom:0;mso-position-horizontal:absolute;mso-position-horizontal-relative:text;mso-position-vertical:absolute;mso-position-vertical-relative:text;mso-width-percent:0;mso-height-percent:0;mso-width-relative:margin;mso-height-relative:margin;v-text-anchor:top" o:gfxdata="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" filled="f" stroked="f" strokeweight=".5pt">
                 <v:textbox>
                   <w:txbxContent>
                     <w:p>
@@ -398,11 +398,11 @@
                       <w:r>
                         <w:t xml:space="preserve">mask with </w:t>
                       </w:r>
+                      <w:proofErr w:type="gramStart"/>
                       <w:r>
                         <w:t>hole</w:t>
                       </w:r>
-                      <w:bookmarkStart w:id="1" w:name="_GoBack"/>
-                      <w:bookmarkEnd w:id="1"/>
+                      <w:proofErr w:type="gramEnd"/>
                     </w:p>
                   </w:txbxContent>
                 </v:textbox>
@@ -421,6 +421,228 @@
           <w:szCs w:val="24"/>
         </w:rPr>
       </w:pPr>
+      <w:r>
+        <w:rPr>
+          <w:rFonts w:ascii="Times New Roman" w:hAnsi="Times New Roman" w:cs="Times New Roman"/>
+          <w:noProof/>
+          <w:sz w:val="24"/>
+          <w:szCs w:val="24"/>
+        </w:rPr>
+        <mc:AlternateContent>
+          <mc:Choice Requires="wps">
+            <w:drawing>
+              <wp:anchor distT="0" distB="0" distL="114300" distR="114300" simplePos="0" relativeHeight="251736064" behindDoc="0" locked="0" layoutInCell="1" allowOverlap="1" wp14:anchorId="7F845684" wp14:editId="7AF20455">
+                <wp:simplePos x="0" y="0"/>
+                <wp:positionH relativeFrom="column">
+                  <wp:posOffset>3812540</wp:posOffset>
+                </wp:positionH>
+                <wp:positionV relativeFrom="paragraph">
+                  <wp:posOffset>279400</wp:posOffset>
+                </wp:positionV>
+                <wp:extent cx="1000760" cy="767080"/>
+                <wp:effectExtent l="0" t="0" r="0" b="0"/>
+                <wp:wrapNone/>
+                <wp:docPr id="1941474320" name="Text Box 1941474320"/>
+                <wp:cNvGraphicFramePr/>
+                <a:graphic xmlns:a="http://schemas.openxmlformats.org/drawingml/2006/main">
+                  <a:graphicData uri="http://schemas.microsoft.com/office/word/2010/wordprocessingShape">
+                    <wps:wsp>
+                      <wps:cNvSpPr txBox="1"/>
+                      <wps:spPr>
+                        <a:xfrm>
+                          <a:off x="0" y="0"/>
+                          <a:ext cx="1000760" cy="767080"/>
+                        </a:xfrm>
+                        <a:prstGeom prst="rect">
+                          <a:avLst/>
+                        </a:prstGeom>
+                        <a:noFill/>
+                        <a:ln w="6350">
+                          <a:noFill/>
+                        </a:ln>
+                      </wps:spPr>
+                      <wps:txbx>
+                        <w:txbxContent>
+                          <w:p>
+                            <w:pPr>
+                              <w:spacing w:after="0" w:line="240" w:lineRule="auto"/>
+                              <w:rPr>
+                                <w:rFonts w:ascii="Comic Sans MS" w:hAnsi="Comic Sans MS"/>
+                                <w:sz w:val="20"/>
+                                <w:szCs w:val="20"/>
+                              </w:rPr>
+                            </w:pPr>
+                            <w:r>
+                              <w:rPr>
+                                <w:rFonts w:ascii="Comic Sans MS" w:hAnsi="Comic Sans MS"/>
+                                <w:sz w:val="20"/>
+                                <w:szCs w:val="20"/>
+                              </w:rPr>
+                              <w:t>draw here what you’ll see</w:t>
+                            </w:r>
+                          </w:p>
+                        </w:txbxContent>
+                      </wps:txbx>
+                      <wps:bodyPr rot="0" spcFirstLastPara="0" vertOverflow="overflow" horzOverflow="overflow" vert="horz" wrap="square" lIns="91440" tIns="45720" rIns="91440" bIns="45720" numCol="1" spcCol="0" rtlCol="0" fromWordArt="0" anchor="t" anchorCtr="0" forceAA="0" compatLnSpc="1">
+                        <a:prstTxWarp prst="textNoShape">
+                          <a:avLst/>
+                        </a:prstTxWarp>
+                        <a:noAutofit/>
+                      </wps:bodyPr>
+                    </wps:wsp>
+                  </a:graphicData>
+                </a:graphic>
+                <wp14:sizeRelH relativeFrom="margin">
+                  <wp14:pctWidth>0</wp14:pctWidth>
+                </wp14:sizeRelH>
+                <wp14:sizeRelV relativeFrom="margin">
+                  <wp14:pctHeight>0</wp14:pctHeight>
+                </wp14:sizeRelV>
+              </wp:anchor>
+            </w:drawing>
+          </mc:Choice>
+          <mc:Fallback>
+            <w:pict>
+              <v:shape w14:anchorId="7F845684" id="Text Box 1941474320" o:spid="_x0000_s1029" type="#_x0000_t202" style="position:absolute;margin-left:300.2pt;margin-top:22pt;width:78.8pt;height:60.4pt;z-index:251736064;visibility:visible;mso-wrap-style:square;mso-width-percent:0;mso-height-percent:0;mso-wrap-distance-left:9pt;mso-wrap-distance-top:0;mso-wrap-distance-right:9pt;mso-wrap-distance-bottom:0;mso-position-horizontal:absolute;mso-position-horizontal-relative:text;mso-position-vertical:absolute;mso-position-vertical-relative:text;mso-width-percent:0;mso-height-percent:0;mso-width-relative:margin;mso-height-relative:margin;v-text-anchor:top" o:gfxdata="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" filled="f" stroked="f" strokeweight=".5pt">
+                <v:textbox>
+                  <w:txbxContent>
+                    <w:p>
+                      <w:pPr>
+                        <w:spacing w:after="0" w:line="240" w:lineRule="auto"/>
+                        <w:rPr>
+                          <w:rFonts w:ascii="Comic Sans MS" w:hAnsi="Comic Sans MS"/>
+                          <w:sz w:val="20"/>
+                          <w:szCs w:val="20"/>
+                        </w:rPr>
+                      </w:pPr>
+                      <w:r>
+                        <w:rPr>
+                          <w:rFonts w:ascii="Comic Sans MS" w:hAnsi="Comic Sans MS"/>
+                          <w:sz w:val="20"/>
+                          <w:szCs w:val="20"/>
+                        </w:rPr>
+                        <w:t>draw here what you’ll see</w:t>
+                      </w:r>
+                    </w:p>
+                  </w:txbxContent>
+                </v:textbox>
+              </v:shape>
+            </w:pict>
+          </mc:Fallback>
+        </mc:AlternateContent>
+      </w:r>
+      <w:r>
+        <w:rPr>
+          <w:rFonts w:ascii="Times New Roman" w:hAnsi="Times New Roman" w:cs="Times New Roman"/>
+          <w:noProof/>
+          <w:sz w:val="24"/>
+          <w:szCs w:val="24"/>
+        </w:rPr>
+        <mc:AlternateContent>
+          <mc:Choice Requires="wps">
+            <w:drawing>
+              <wp:anchor distT="0" distB="0" distL="114300" distR="114300" simplePos="0" relativeHeight="251737088" behindDoc="0" locked="0" layoutInCell="1" allowOverlap="1" wp14:anchorId="655CD389" wp14:editId="48C80A53">
+                <wp:simplePos x="0" y="0"/>
+                <wp:positionH relativeFrom="column">
+                  <wp:posOffset>3327400</wp:posOffset>
+                </wp:positionH>
+                <wp:positionV relativeFrom="paragraph">
+                  <wp:posOffset>344048</wp:posOffset>
+                </wp:positionV>
+                <wp:extent cx="535940" cy="188420"/>
+                <wp:effectExtent l="38100" t="38100" r="0" b="59690"/>
+                <wp:wrapNone/>
+                <wp:docPr id="825966618" name="Freeform: Shape 32"/>
+                <wp:cNvGraphicFramePr/>
+                <a:graphic xmlns:a="http://schemas.openxmlformats.org/drawingml/2006/main">
+                  <a:graphicData uri="http://schemas.microsoft.com/office/word/2010/wordprocessingShape">
+                    <wps:wsp>
+                      <wps:cNvSpPr/>
+                      <wps:spPr>
+                        <a:xfrm>
+                          <a:off x="0" y="0"/>
+                          <a:ext cx="535940" cy="188420"/>
+                        </a:xfrm>
+                        <a:custGeom>
+                          <a:avLst/>
+                          <a:gdLst>
+                            <a:gd name="csX0" fmla="*/ 10000 w 10000"/>
+                            <a:gd name="csY0" fmla="*/ 11254 h 13334"/>
+                            <a:gd name="csX1" fmla="*/ 0 w 10000"/>
+                            <a:gd name="csY1" fmla="*/ 13334 h 13334"/>
+                          </a:gdLst>
+                          <a:ahLst/>
+                          <a:cxnLst>
+                            <a:cxn ang="0">
+                              <a:pos x="csX0" y="csY0"/>
+                            </a:cxn>
+                            <a:cxn ang="0">
+                              <a:pos x="csX1" y="csY1"/>
+                            </a:cxn>
+                          </a:cxnLst>
+                          <a:rect l="l" t="t" r="r" b="b"/>
+                          <a:pathLst>
+                            <a:path w="10000" h="13334">
+                              <a:moveTo>
+                                <a:pt x="10000" y="11254"/>
+                              </a:moveTo>
+                              <a:cubicBezTo>
+                                <a:pt x="6983" y="-2167"/>
+                                <a:pt x="1785" y="-6008"/>
+                                <a:pt x="0" y="13334"/>
+                              </a:cubicBezTo>
+                            </a:path>
+                          </a:pathLst>
+                        </a:custGeom>
+                        <a:noFill/>
+                        <a:ln>
+                          <a:tailEnd type="triangle" w="med" len="lg"/>
+                        </a:ln>
+                      </wps:spPr>
+                      <wps:style>
+                        <a:lnRef idx="2">
+                          <a:schemeClr val="accent1">
+                            <a:shade val="15000"/>
+                          </a:schemeClr>
+                        </a:lnRef>
+                        <a:fillRef idx="1">
+                          <a:schemeClr val="accent1"/>
+                        </a:fillRef>
+                        <a:effectRef idx="0">
+                          <a:schemeClr val="accent1"/>
+                        </a:effectRef>
+                        <a:fontRef idx="minor">
+                          <a:schemeClr val="lt1"/>
+                        </a:fontRef>
+                      </wps:style>
+                      <wps:bodyPr rot="0" spcFirstLastPara="0" vertOverflow="overflow" horzOverflow="overflow" vert="horz" wrap="square" lIns="91440" tIns="45720" rIns="91440" bIns="45720" numCol="1" spcCol="0" rtlCol="0" fromWordArt="0" anchor="ctr" anchorCtr="0" forceAA="0" compatLnSpc="1">
+                        <a:prstTxWarp prst="textNoShape">
+                          <a:avLst/>
+                        </a:prstTxWarp>
+                        <a:noAutofit/>
+                      </wps:bodyPr>
+                    </wps:wsp>
+                  </a:graphicData>
+                </a:graphic>
+                <wp14:sizeRelH relativeFrom="margin">
+                  <wp14:pctWidth>0</wp14:pctWidth>
+                </wp14:sizeRelH>
+                <wp14:sizeRelV relativeFrom="margin">
+                  <wp14:pctHeight>0</wp14:pctHeight>
+                </wp14:sizeRelV>
+              </wp:anchor>
+            </w:drawing>
+          </mc:Choice>
+          <mc:Fallback>
+            <w:pict>
+              <v:shape w14:anchorId="60FC2858" id="Freeform: Shape 32" o:spid="_x0000_s1026" style="position:absolute;margin-left:262pt;margin-top:27.1pt;width:42.2pt;height:14.85pt;z-index:251737088;visibility:visible;mso-wrap-style:square;mso-width-percent:0;mso-height-percent:0;mso-wrap-distance-left:9pt;mso-wrap-distance-top:0;mso-wrap-distance-right:9pt;mso-wrap-distance-bottom:0;mso-position-horizontal:absolute;mso-position-horizontal-relative:text;mso-position-vertical:absolute;mso-position-vertical-relative:text;mso-width-percent:0;mso-height-percent:0;mso-width-relative:margin;mso-height-relative:margin;v-text-anchor:middle" coordsize="10000,13334" o:gfxdata="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" path="m10000,11254c6983,-2167,1785,-6008,,13334e" filled="f" strokecolor="#0a121c [484]" strokeweight="2pt">
+                <v:stroke endarrow="block" endarrowlength="long"/>
+                <v:path arrowok="t" o:connecttype="custom" o:connectlocs="535940,159028;0,188420" o:connectangles="0,0"/>
+              </v:shape>
+            </w:pict>
+          </mc:Fallback>
+        </mc:AlternateContent>
+      </w:r>
       <w:r>
         <w:rPr>
           <w:rFonts w:ascii="Times New Roman" w:hAnsi="Times New Roman" w:cs="Times New Roman"/>
@@ -575,7 +797,7 @@
         <mc:AlternateContent>
           <mc:Choice Requires="wpg">
             <w:drawing>
-              <wp:anchor distT="0" distB="0" distL="114300" distR="114300" simplePos="0" relativeHeight="251604479" behindDoc="0" locked="0" layoutInCell="1" allowOverlap="1">
+              <wp:anchor distT="0" distB="0" distL="114300" distR="114300" simplePos="0" relativeHeight="251604479" behindDoc="0" locked="0" layoutInCell="1" allowOverlap="1" wp14:anchorId="18A07F12" wp14:editId="60379BF8">
                 <wp:simplePos x="0" y="0"/>
                 <wp:positionH relativeFrom="column">
                   <wp:posOffset>1577499</wp:posOffset>
@@ -2082,7 +2304,7 @@
         <mc:AlternateContent>
           <mc:Choice Requires="wpg">
             <w:drawing>
-              <wp:anchor distT="0" distB="0" distL="114300" distR="114300" simplePos="0" relativeHeight="251589632" behindDoc="0" locked="0" layoutInCell="1" allowOverlap="1">
+              <wp:anchor distT="0" distB="0" distL="114300" distR="114300" simplePos="0" relativeHeight="251589632" behindDoc="0" locked="0" layoutInCell="1" allowOverlap="1" wp14:anchorId="50676F68" wp14:editId="2B29BB5B">
                 <wp:simplePos x="0" y="0"/>
                 <wp:positionH relativeFrom="column">
                   <wp:posOffset>498838</wp:posOffset>
@@ -2222,7 +2444,7 @@
         <mc:AlternateContent>
           <mc:Choice Requires="wps">
             <w:drawing>
-              <wp:anchor distT="0" distB="0" distL="114300" distR="114300" simplePos="0" relativeHeight="251603968" behindDoc="0" locked="0" layoutInCell="1" allowOverlap="1">
+              <wp:anchor distT="0" distB="0" distL="114300" distR="114300" simplePos="0" relativeHeight="251603968" behindDoc="0" locked="0" layoutInCell="1" allowOverlap="1" wp14:anchorId="7B054BFA" wp14:editId="15409F53">
                 <wp:simplePos x="0" y="0"/>
                 <wp:positionH relativeFrom="column">
                   <wp:posOffset>1570355</wp:posOffset>
@@ -2304,7 +2526,7 @@
         <mc:AlternateContent>
           <mc:Choice Requires="wps">
             <w:drawing>
-              <wp:anchor distT="0" distB="0" distL="114300" distR="114300" simplePos="0" relativeHeight="251597824" behindDoc="0" locked="0" layoutInCell="1" allowOverlap="1">
+              <wp:anchor distT="0" distB="0" distL="114300" distR="114300" simplePos="0" relativeHeight="251597824" behindDoc="0" locked="0" layoutInCell="1" allowOverlap="1" wp14:anchorId="6B2CDD09" wp14:editId="332890B7">
                 <wp:simplePos x="0" y="0"/>
                 <wp:positionH relativeFrom="column">
                   <wp:posOffset>1123632</wp:posOffset>
@@ -2398,7 +2620,7 @@
 </file>
 
 <file path=word/styles.xml><?xml version="1.0" encoding="utf-8"?>
-<w:styles xmlns:mc="http://schemas.openxmlformats.org/markup-compatibility/2006" xmlns:r="http://schemas.openxmlformats.org/officeDocument/2006/relationships" xmlns:w="http://schemas.openxmlformats.org/wordprocessingml/2006/main" xmlns:w14="http://schemas.microsoft.com/office/word/2010/wordml" xmlns:w15="http://schemas.microsoft.com/office/word/2012/wordml" xmlns:w16se="http://schemas.microsoft.com/office/word/2015/wordml/symex" mc:Ignorable="w14 w15 w16se">
+<w:styles xmlns:mc="http://schemas.openxmlformats.org/markup-compatibility/2006" xmlns:r="http://schemas.openxmlformats.org/officeDocument/2006/relationships" xmlns:w="http://schemas.openxmlformats.org/wordprocessingml/2006/main" xmlns:w14="http://schemas.microsoft.com/office/word/2010/wordml" xmlns:w15="http://schemas.microsoft.com/office/word/2012/wordml" xmlns:w16cex="http://schemas.microsoft.com/office/word/2018/wordml/cex" xmlns:w16cid="http://schemas.microsoft.com/office/word/2016/wordml/cid" xmlns:w16="http://schemas.microsoft.com/office/word/2018/wordml" xmlns:w16du="http://schemas.microsoft.com/office/word/2023/wordml/word16du" xmlns:w16sdtdh="http://schemas.microsoft.com/office/word/2020/wordml/sdtdatahash" xmlns:w16sdtfl="http://schemas.microsoft.com/office/word/2024/wordml/sdtformatlock" xmlns:w16se="http://schemas.microsoft.com/office/word/2015/wordml/symex" mc:Ignorable="w14 w15 w16se w16cid w16 w16cex w16sdtdh w16sdtfl w16du">
   <w:docDefaults>
     <w:rPrDefault>
       <w:rPr>
@@ -2414,7 +2636,7 @@
       </w:pPr>
     </w:pPrDefault>
   </w:docDefaults>
-  <w:latentStyles w:defLockedState="0" w:defUIPriority="99" w:defSemiHidden="0" w:defUnhideWhenUsed="0" w:defQFormat="0" w:count="371">
+  <w:latentStyles w:defLockedState="0" w:defUIPriority="99" w:defSemiHidden="0" w:defUnhideWhenUsed="0" w:defQFormat="0" w:count="376">
     <w:lsdException w:name="Normal" w:uiPriority="0" w:qFormat="1"/>
     <w:lsdException w:name="heading 1" w:uiPriority="9" w:qFormat="1"/>
     <w:lsdException w:name="heading 2" w:semiHidden="1" w:uiPriority="9" w:unhideWhenUsed="1" w:qFormat="1"/>
@@ -2786,6 +3008,11 @@
     <w:lsdException w:name="List Table 5 Dark Accent 6" w:uiPriority="50"/>
     <w:lsdException w:name="List Table 6 Colorful Accent 6" w:uiPriority="51"/>
     <w:lsdException w:name="List Table 7 Colorful Accent 6" w:uiPriority="52"/>
+    <w:lsdException w:name="Mention" w:semiHidden="1" w:unhideWhenUsed="1"/>
+    <w:lsdException w:name="Smart Hyperlink" w:semiHidden="1" w:unhideWhenUsed="1"/>
+    <w:lsdException w:name="Hashtag" w:semiHidden="1" w:unhideWhenUsed="1"/>
+    <w:lsdException w:name="Unresolved Mention" w:semiHidden="1" w:unhideWhenUsed="1"/>
+    <w:lsdException w:name="Smart Link" w:semiHidden="1" w:unhideWhenUsed="1"/>
   </w:latentStyles>
   <w:style w:type="paragraph" w:default="1" w:styleId="Normal">
     <w:name w:val="Normal"/>
